--- a/forms/files/MLW-Vakalatnama-and-Memo-of-Appearance.docx
+++ b/forms/files/MLW-Vakalatnama-and-Memo-of-Appearance.docx
@@ -4,6 +4,7 @@
   <w:body>
     <w:p>
       <w:pPr>
+        <w:spacing w:after="80" w:line="240" w:lineRule="auto" w:before="0"/>
         <w:jc w:val="center"/>
       </w:pPr>
       <w:r>
@@ -17,6 +18,7 @@
     </w:p>
     <w:p>
       <w:pPr>
+        <w:spacing w:after="80" w:line="240" w:lineRule="auto" w:before="0"/>
         <w:jc w:val="center"/>
       </w:pPr>
       <w:r>
@@ -29,6 +31,7 @@
     </w:p>
     <w:p>
       <w:pPr>
+        <w:spacing w:after="80" w:line="240" w:lineRule="auto" w:before="0"/>
         <w:jc w:val="center"/>
       </w:pPr>
       <w:r>
@@ -130,9 +133,14 @@
         </w:tc>
       </w:tr>
     </w:tbl>
-    <w:p/>
     <w:p>
       <w:pPr>
+        <w:spacing w:after="80" w:line="240" w:lineRule="auto" w:before="0"/>
+      </w:pPr>
+    </w:p>
+    <w:p>
+      <w:pPr>
+        <w:spacing w:after="80" w:line="240" w:lineRule="auto" w:before="0"/>
         <w:jc w:val="center"/>
       </w:pPr>
       <w:r>
@@ -145,6 +153,9 @@
       </w:r>
     </w:p>
     <w:p>
+      <w:pPr>
+        <w:spacing w:after="80" w:line="240" w:lineRule="auto" w:before="0"/>
+      </w:pPr>
       <w:r>
         <w:rPr>
           <w:b w:val="0"/>
@@ -156,6 +167,7 @@
     </w:p>
     <w:p>
       <w:pPr>
+        <w:spacing w:after="80" w:line="240" w:lineRule="auto" w:before="0"/>
         <w:jc w:val="both"/>
       </w:pPr>
       <w:r>
@@ -168,6 +180,7 @@
     </w:p>
     <w:p>
       <w:pPr>
+        <w:spacing w:after="80" w:line="240" w:lineRule="auto" w:before="0"/>
         <w:jc w:val="both"/>
       </w:pPr>
       <w:r>
@@ -179,6 +192,9 @@
       </w:r>
     </w:p>
     <w:p>
+      <w:pPr>
+        <w:spacing w:after="80" w:line="240" w:lineRule="auto" w:before="0"/>
+      </w:pPr>
       <w:r>
         <w:rPr>
           <w:b w:val="0"/>
@@ -195,6 +211,7 @@
     </w:p>
     <w:p>
       <w:pPr>
+        <w:spacing w:after="80" w:line="240" w:lineRule="auto" w:before="0"/>
         <w:jc w:val="right"/>
       </w:pPr>
       <w:r>
@@ -212,12 +229,9 @@
       </w:r>
     </w:p>
     <w:p>
-      <w:r>
-        <w:br w:type="page"/>
-      </w:r>
-    </w:p>
-    <w:p>
       <w:pPr>
+        <w:pageBreakBefore/>
+        <w:spacing w:after="80" w:line="240" w:lineRule="auto" w:before="0"/>
         <w:jc w:val="center"/>
       </w:pPr>
       <w:r>
@@ -231,6 +245,7 @@
     </w:p>
     <w:p>
       <w:pPr>
+        <w:spacing w:after="80" w:line="240" w:lineRule="auto" w:before="0"/>
         <w:jc w:val="center"/>
       </w:pPr>
       <w:r>
@@ -243,6 +258,7 @@
     </w:p>
     <w:p>
       <w:pPr>
+        <w:spacing w:after="80" w:line="240" w:lineRule="auto" w:before="0"/>
         <w:jc w:val="center"/>
       </w:pPr>
       <w:r>
@@ -344,9 +360,14 @@
         </w:tc>
       </w:tr>
     </w:tbl>
-    <w:p/>
     <w:p>
       <w:pPr>
+        <w:spacing w:after="80" w:line="240" w:lineRule="auto" w:before="0"/>
+      </w:pPr>
+    </w:p>
+    <w:p>
+      <w:pPr>
+        <w:spacing w:after="80" w:line="240" w:lineRule="auto" w:before="0"/>
         <w:jc w:val="center"/>
       </w:pPr>
       <w:r>
@@ -360,6 +381,7 @@
     </w:p>
     <w:p>
       <w:pPr>
+        <w:spacing w:after="80" w:line="240" w:lineRule="auto" w:before="0"/>
         <w:jc w:val="both"/>
       </w:pPr>
       <w:r>
@@ -374,6 +396,7 @@
     </w:p>
     <w:p>
       <w:pPr>
+        <w:spacing w:after="80" w:line="240" w:lineRule="auto" w:before="0"/>
         <w:jc w:val="both"/>
       </w:pPr>
       <w:r>
@@ -386,6 +409,7 @@
     </w:p>
     <w:p>
       <w:pPr>
+        <w:spacing w:after="80" w:line="240" w:lineRule="auto" w:before="0"/>
         <w:jc w:val="right"/>
       </w:pPr>
       <w:r>
@@ -398,6 +422,7 @@
     </w:p>
     <w:p>
       <w:pPr>
+        <w:spacing w:after="80" w:line="240" w:lineRule="auto" w:before="0"/>
         <w:jc w:val="right"/>
       </w:pPr>
       <w:r>
@@ -410,6 +435,7 @@
     </w:p>
     <w:p>
       <w:pPr>
+        <w:spacing w:after="80" w:line="240" w:lineRule="auto" w:before="0"/>
         <w:jc w:val="right"/>
       </w:pPr>
       <w:r>
@@ -422,6 +448,7 @@
     </w:p>
     <w:p>
       <w:pPr>
+        <w:spacing w:after="80" w:line="240" w:lineRule="auto" w:before="0"/>
         <w:jc w:val="right"/>
       </w:pPr>
       <w:r>
@@ -433,6 +460,10 @@
       </w:r>
     </w:p>
     <w:p>
+      <w:pPr>
+        <w:keepNext/>
+        <w:spacing w:after="80" w:line="240" w:lineRule="auto" w:before="0"/>
+      </w:pPr>
       <w:r>
         <w:rPr>
           <w:b w:val="0"/>
@@ -441,10 +472,60 @@
         <w:t>Date: [DD.MM.YYYY]</w:t>
       </w:r>
     </w:p>
+    <w:p>
+      <w:pPr>
+        <w:keepNext/>
+        <w:keepLines/>
+        <w:pageBreakBefore/>
+        <w:spacing w:after="80" w:line="240" w:lineRule="auto" w:before="0"/>
+      </w:pPr>
+      <w:r>
+        <w:rPr>
+          <w:b/>
+        </w:rPr>
+        <w:t>AUTHORITY AND FILING CHECKS</w:t>
+      </w:r>
+    </w:p>
+    <w:p>
+      <w:pPr>
+        <w:keepLines/>
+        <w:spacing w:after="80" w:line="240" w:lineRule="auto" w:before="0"/>
+      </w:pPr>
+      <w:r>
+        <w:rPr>
+          <w:b w:val="0"/>
+        </w:rPr>
+        <w:t>Insert the exact court, case title, number, client, advocate and enrolment details. Obtain the signature of every represented party or a duly authorised signatory; attach the company/other representative’s authority where required.</w:t>
+      </w:r>
+    </w:p>
+    <w:p>
+      <w:pPr>
+        <w:keepLines/>
+        <w:spacing w:after="80" w:line="240" w:lineRule="auto" w:before="0"/>
+      </w:pPr>
+      <w:r>
+        <w:rPr>
+          <w:b w:val="0"/>
+        </w:rPr>
+        <w:t>Check local acceptance signatures, welfare stamps, identification and filing rules. A memo of appearance and a vakalatnama serve different procedural purposes; choose the forum’s required instrument.</w:t>
+      </w:r>
+    </w:p>
+    <w:p>
+      <w:pPr>
+        <w:keepLines/>
+        <w:spacing w:after="80" w:line="240" w:lineRule="auto" w:before="0"/>
+      </w:pPr>
+      <w:r>
+        <w:rPr>
+          <w:b w:val="0"/>
+        </w:rPr>
+        <w:t>Authority to settle, withdraw, admit liability or receive funds must reflect the client’s actual instructions and applicable law. Do not treat broad printed language as a substitute for specific informed instructions.</w:t>
+      </w:r>
+    </w:p>
     <w:sectPr>
       <w:footerReference w:type="default" r:id="rId9"/>
-      <w:pgSz w:w="12240" w:h="20160"/>
-      <w:pgMar w:top="1728" w:right="1728" w:bottom="1728" w:left="2304" w:header="720" w:footer="720" w:gutter="0"/>
+      <w:pgSz w:w="11906" w:h="16838"/>
+      <w:pgMar w:top="1020" w:right="1728" w:bottom="1020" w:left="2304" w:header="720" w:footer="720" w:gutter="0"/>
       <w:cols w:space="720"/>
       <w:docGrid w:linePitch="360"/>
     </w:sectPr>
@@ -834,7 +915,7 @@
     <w:qFormat/>
     <w:rsid w:val="00FC693F"/>
     <w:pPr>
-      <w:spacing w:after="120" w:line="300" w:lineRule="auto"/>
+      <w:spacing w:after="80" w:line="259" w:lineRule="auto"/>
     </w:pPr>
     <w:rPr>
       <w:rFonts w:ascii="Arial" w:hAnsi="Arial" w:eastAsia="Arial"/>
